--- a/MyPortfolio/doc/Отчет по ознакомительной практике Серегина Константина 104.docx
+++ b/MyPortfolio/doc/Отчет по ознакомительной практике Серегина Константина 104.docx
@@ -156,7 +156,35 @@
           <w:lang w:eastAsia="ru-RU"/>
           <w14:ligatures w14:val="none"/>
         </w:rPr>
-        <w:t>им. Н.П. ОГАРЁВА»</w:t>
+        <w:t xml:space="preserve">им. </w:t>
+      </w:r>
+      <w:proofErr w:type="gramStart"/>
+      <w:r>
+        <w:rPr>
+          <w:rFonts w:ascii="Times New Roman" w:eastAsia="Times New Roman" w:hAnsi="Times New Roman" w:cs="Times New Roman"/>
+          <w:caps/>
+          <w:color w:val="000000"/>
+          <w:kern w:val="0"/>
+          <w:sz w:val="28"/>
+          <w:szCs w:val="28"/>
+          <w:lang w:eastAsia="ru-RU"/>
+          <w14:ligatures w14:val="none"/>
+        </w:rPr>
+        <w:t>Н.П.</w:t>
+      </w:r>
+      <w:proofErr w:type="gramEnd"/>
+      <w:r>
+        <w:rPr>
+          <w:rFonts w:ascii="Times New Roman" w:eastAsia="Times New Roman" w:hAnsi="Times New Roman" w:cs="Times New Roman"/>
+          <w:caps/>
+          <w:color w:val="000000"/>
+          <w:kern w:val="0"/>
+          <w:sz w:val="28"/>
+          <w:szCs w:val="28"/>
+          <w:lang w:eastAsia="ru-RU"/>
+          <w14:ligatures w14:val="none"/>
+        </w:rPr>
+        <w:t xml:space="preserve"> ОГАРЁВА»</w:t>
       </w:r>
     </w:p>
     <w:p>
@@ -787,7 +815,33 @@
           <w:lang w:eastAsia="ru-RU"/>
           <w14:ligatures w14:val="none"/>
         </w:rPr>
-        <w:t>Место прохождения практики г. Саранск, ФГБОУ ВО «МГУ им. Н.П. Огарёва», факультет математики и ИТ,</w:t>
+        <w:t>Место прохождения практики г. Саранск, ФГБОУ ВО «МГУ им. </w:t>
+      </w:r>
+      <w:proofErr w:type="gramStart"/>
+      <w:r>
+        <w:rPr>
+          <w:rFonts w:ascii="Times New Roman" w:eastAsia="Times New Roman" w:hAnsi="Times New Roman" w:cs="Times New Roman"/>
+          <w:color w:val="000000"/>
+          <w:kern w:val="0"/>
+          <w:sz w:val="28"/>
+          <w:szCs w:val="20"/>
+          <w:lang w:eastAsia="ru-RU"/>
+          <w14:ligatures w14:val="none"/>
+        </w:rPr>
+        <w:t>Н.П.</w:t>
+      </w:r>
+      <w:proofErr w:type="gramEnd"/>
+      <w:r>
+        <w:rPr>
+          <w:rFonts w:ascii="Times New Roman" w:eastAsia="Times New Roman" w:hAnsi="Times New Roman" w:cs="Times New Roman"/>
+          <w:color w:val="000000"/>
+          <w:kern w:val="0"/>
+          <w:sz w:val="28"/>
+          <w:szCs w:val="20"/>
+          <w:lang w:eastAsia="ru-RU"/>
+          <w14:ligatures w14:val="none"/>
+        </w:rPr>
+        <w:t> Огарёва», факультет математики и ИТ,</w:t>
       </w:r>
       <w:r>
         <w:rPr>
@@ -1851,7 +1905,33 @@
           <w:lang w:eastAsia="ru-RU"/>
           <w14:ligatures w14:val="none"/>
         </w:rPr>
-        <w:t>Место прохождения практики г. Саранск, ФГБОУ ВО «МГУ им. Н.П. Огарёва», факультет математики и ИТ,</w:t>
+        <w:t>Место прохождения практики г. Саранск, ФГБОУ ВО «МГУ им. </w:t>
+      </w:r>
+      <w:proofErr w:type="gramStart"/>
+      <w:r>
+        <w:rPr>
+          <w:rFonts w:ascii="Times New Roman" w:eastAsia="Times New Roman" w:hAnsi="Times New Roman" w:cs="Times New Roman"/>
+          <w:color w:val="000000"/>
+          <w:kern w:val="0"/>
+          <w:sz w:val="28"/>
+          <w:szCs w:val="20"/>
+          <w:lang w:eastAsia="ru-RU"/>
+          <w14:ligatures w14:val="none"/>
+        </w:rPr>
+        <w:t>Н.П.</w:t>
+      </w:r>
+      <w:proofErr w:type="gramEnd"/>
+      <w:r>
+        <w:rPr>
+          <w:rFonts w:ascii="Times New Roman" w:eastAsia="Times New Roman" w:hAnsi="Times New Roman" w:cs="Times New Roman"/>
+          <w:color w:val="000000"/>
+          <w:kern w:val="0"/>
+          <w:sz w:val="28"/>
+          <w:szCs w:val="20"/>
+          <w:lang w:eastAsia="ru-RU"/>
+          <w14:ligatures w14:val="none"/>
+        </w:rPr>
+        <w:t> Огарёва», факультет математики и ИТ,</w:t>
       </w:r>
       <w:r>
         <w:rPr>
@@ -6297,7 +6377,25 @@
           <w:sz w:val="28"/>
           <w:szCs w:val="28"/>
         </w:rPr>
-        <w:t>Веб-разработка является одним из самых масштабных и динамично развивающихся направлений в современной IT-индустрии. Основой для создания любых пользовательских интерфейсов в браузере служат фундаментальные технологии: HTML, CSS и JavaScript. В рамках прохождения данной учебной практики осуществляется последовательное изучение и применение этих технологий</w:t>
+        <w:t xml:space="preserve">Веб-разработка является одним из самых масштабных и </w:t>
+      </w:r>
+      <w:proofErr w:type="gramStart"/>
+      <w:r>
+        <w:rPr>
+          <w:color w:val="1F1F1F"/>
+          <w:sz w:val="28"/>
+          <w:szCs w:val="28"/>
+        </w:rPr>
+        <w:t>динамично развивающихся</w:t>
+      </w:r>
+      <w:proofErr w:type="gramEnd"/>
+      <w:r>
+        <w:rPr>
+          <w:color w:val="1F1F1F"/>
+          <w:sz w:val="28"/>
+          <w:szCs w:val="28"/>
+        </w:rPr>
+        <w:t xml:space="preserve"> направлений в современной IT-индустрии. Основой для создания любых пользовательских интерфейсов в браузере служат фундаментальные технологии: HTML, CSS и JavaScript. В рамках прохождения данной учебной практики осуществляется последовательное изучение и применение этих технологий</w:t>
       </w:r>
       <w:r>
         <w:rPr>
@@ -6690,7 +6788,6 @@
           <w:tab w:val="left" w:pos="1134"/>
         </w:tabs>
         <w:spacing w:before="0" w:beforeAutospacing="0" w:after="0" w:afterAutospacing="0" w:line="360" w:lineRule="auto"/>
-        <w:ind w:left="709"/>
         <w:jc w:val="both"/>
         <w:rPr>
           <w:sz w:val="28"/>
@@ -6702,6 +6799,13 @@
           <w:sz w:val="28"/>
           <w:szCs w:val="28"/>
         </w:rPr>
+        <w:tab/>
+      </w:r>
+      <w:r>
+        <w:rPr>
+          <w:sz w:val="28"/>
+          <w:szCs w:val="28"/>
+        </w:rPr>
         <w:t xml:space="preserve">В ходе выполнения учебной практики для разработки веб-приложения использовался </w:t>
       </w:r>
       <w:proofErr w:type="spellStart"/>
@@ -6719,6 +6823,318 @@
           <w:szCs w:val="28"/>
         </w:rPr>
         <w:t xml:space="preserve"> стек фронтенд-технологий: HTML5, CSS3 и JavaScript. Такой подход позволил глубже понять принципы работы браузера без использования сторонних библиотек и фреймворков.</w:t>
+      </w:r>
+    </w:p>
+    <w:p>
+      <w:pPr>
+        <w:pStyle w:val="af"/>
+        <w:tabs>
+          <w:tab w:val="left" w:pos="1134"/>
+        </w:tabs>
+        <w:spacing w:before="0" w:beforeAutospacing="0" w:after="0" w:afterAutospacing="0" w:line="360" w:lineRule="auto"/>
+        <w:jc w:val="both"/>
+        <w:rPr>
+          <w:sz w:val="28"/>
+          <w:szCs w:val="28"/>
+        </w:rPr>
+      </w:pPr>
+      <w:r>
+        <w:rPr>
+          <w:sz w:val="28"/>
+          <w:szCs w:val="28"/>
+        </w:rPr>
+        <w:tab/>
+      </w:r>
+      <w:r>
+        <w:rPr>
+          <w:sz w:val="28"/>
+          <w:szCs w:val="28"/>
+        </w:rPr>
+        <w:t>В качестве языка разметки применялся HTML5. При создании страницы использовались семантические элементы &lt;</w:t>
+      </w:r>
+      <w:proofErr w:type="spellStart"/>
+      <w:r>
+        <w:rPr>
+          <w:sz w:val="28"/>
+          <w:szCs w:val="28"/>
+        </w:rPr>
+        <w:t>header</w:t>
+      </w:r>
+      <w:proofErr w:type="spellEnd"/>
+      <w:r>
+        <w:rPr>
+          <w:sz w:val="28"/>
+          <w:szCs w:val="28"/>
+        </w:rPr>
+        <w:t>&gt;, &lt;</w:t>
+      </w:r>
+      <w:proofErr w:type="spellStart"/>
+      <w:r>
+        <w:rPr>
+          <w:sz w:val="28"/>
+          <w:szCs w:val="28"/>
+        </w:rPr>
+        <w:t>main</w:t>
+      </w:r>
+      <w:proofErr w:type="spellEnd"/>
+      <w:r>
+        <w:rPr>
+          <w:sz w:val="28"/>
+          <w:szCs w:val="28"/>
+        </w:rPr>
+        <w:t>&gt;, &lt;</w:t>
+      </w:r>
+      <w:proofErr w:type="spellStart"/>
+      <w:r>
+        <w:rPr>
+          <w:sz w:val="28"/>
+          <w:szCs w:val="28"/>
+        </w:rPr>
+        <w:t>section</w:t>
+      </w:r>
+      <w:proofErr w:type="spellEnd"/>
+      <w:r>
+        <w:rPr>
+          <w:sz w:val="28"/>
+          <w:szCs w:val="28"/>
+        </w:rPr>
+        <w:t>&gt; и &lt;</w:t>
+      </w:r>
+      <w:proofErr w:type="spellStart"/>
+      <w:r>
+        <w:rPr>
+          <w:sz w:val="28"/>
+          <w:szCs w:val="28"/>
+        </w:rPr>
+        <w:t>footer</w:t>
+      </w:r>
+      <w:proofErr w:type="spellEnd"/>
+      <w:r>
+        <w:rPr>
+          <w:sz w:val="28"/>
+          <w:szCs w:val="28"/>
+        </w:rPr>
+        <w:t>&gt;, которые делают структуру документа понятной как для разработчиков, так и для систем</w:t>
+      </w:r>
+      <w:r>
+        <w:rPr>
+          <w:sz w:val="28"/>
+          <w:szCs w:val="28"/>
+        </w:rPr>
+        <w:t xml:space="preserve"> отрисовки</w:t>
+      </w:r>
+      <w:r>
+        <w:rPr>
+          <w:sz w:val="28"/>
+          <w:szCs w:val="28"/>
+        </w:rPr>
+        <w:t>.</w:t>
+      </w:r>
+    </w:p>
+    <w:p>
+      <w:pPr>
+        <w:pStyle w:val="af"/>
+        <w:tabs>
+          <w:tab w:val="left" w:pos="1134"/>
+        </w:tabs>
+        <w:spacing w:before="0" w:beforeAutospacing="0" w:after="0" w:afterAutospacing="0" w:line="360" w:lineRule="auto"/>
+        <w:jc w:val="both"/>
+        <w:rPr>
+          <w:sz w:val="28"/>
+          <w:szCs w:val="28"/>
+        </w:rPr>
+      </w:pPr>
+      <w:r>
+        <w:rPr>
+          <w:sz w:val="28"/>
+          <w:szCs w:val="28"/>
+        </w:rPr>
+        <w:tab/>
+      </w:r>
+      <w:r>
+        <w:rPr>
+          <w:sz w:val="28"/>
+          <w:szCs w:val="28"/>
+        </w:rPr>
+        <w:t>Для оформления интерфейса использовались каскадные таблицы стилей CSS3. При разработке макета применялись</w:t>
+      </w:r>
+      <w:r>
+        <w:rPr>
+          <w:sz w:val="28"/>
+          <w:szCs w:val="28"/>
+        </w:rPr>
+        <w:t xml:space="preserve"> макеты</w:t>
+      </w:r>
+      <w:r>
+        <w:rPr>
+          <w:sz w:val="28"/>
+          <w:szCs w:val="28"/>
+        </w:rPr>
+        <w:t xml:space="preserve"> </w:t>
+      </w:r>
+      <w:proofErr w:type="spellStart"/>
+      <w:r>
+        <w:rPr>
+          <w:sz w:val="28"/>
+          <w:szCs w:val="28"/>
+        </w:rPr>
+        <w:t>Flexbox</w:t>
+      </w:r>
+      <w:proofErr w:type="spellEnd"/>
+      <w:r>
+        <w:rPr>
+          <w:sz w:val="28"/>
+          <w:szCs w:val="28"/>
+        </w:rPr>
+        <w:t xml:space="preserve"> и CSS Grid, благодаря которым были реализованы адаптивные блоки страницы и галерея изображений. Дополнительно использовались медиа-запросы, позволяющие корректно отображать сайт на мобильных устройствах.</w:t>
+      </w:r>
+    </w:p>
+    <w:p>
+      <w:pPr>
+        <w:pStyle w:val="af"/>
+        <w:tabs>
+          <w:tab w:val="left" w:pos="1134"/>
+        </w:tabs>
+        <w:spacing w:before="0" w:beforeAutospacing="0" w:after="0" w:afterAutospacing="0" w:line="360" w:lineRule="auto"/>
+        <w:jc w:val="both"/>
+        <w:rPr>
+          <w:sz w:val="28"/>
+          <w:szCs w:val="28"/>
+        </w:rPr>
+      </w:pPr>
+      <w:r>
+        <w:rPr>
+          <w:sz w:val="28"/>
+          <w:szCs w:val="28"/>
+        </w:rPr>
+        <w:tab/>
+      </w:r>
+      <w:r>
+        <w:rPr>
+          <w:sz w:val="28"/>
+          <w:szCs w:val="28"/>
+        </w:rPr>
+        <w:t>Логика приложения реализована на языке JavaScript. Были изучены основы работы с объектами, массивами, DOM-деревом и обработкой событий. Такой подход позволил лучше понять механизм работы веб-приложений.</w:t>
+      </w:r>
+    </w:p>
+    <w:p>
+      <w:pPr>
+        <w:pStyle w:val="af"/>
+        <w:tabs>
+          <w:tab w:val="left" w:pos="1134"/>
+        </w:tabs>
+        <w:spacing w:before="0" w:beforeAutospacing="0" w:after="0" w:afterAutospacing="0" w:line="360" w:lineRule="auto"/>
+        <w:jc w:val="both"/>
+        <w:rPr>
+          <w:sz w:val="28"/>
+          <w:szCs w:val="28"/>
+        </w:rPr>
+      </w:pPr>
+      <w:r>
+        <w:rPr>
+          <w:sz w:val="28"/>
+          <w:szCs w:val="28"/>
+        </w:rPr>
+        <w:tab/>
+      </w:r>
+      <w:r>
+        <w:rPr>
+          <w:sz w:val="28"/>
+          <w:szCs w:val="28"/>
+        </w:rPr>
+        <w:t xml:space="preserve">Разработка проекта выполнялась в среде </w:t>
+      </w:r>
+      <w:r>
+        <w:rPr>
+          <w:sz w:val="28"/>
+          <w:szCs w:val="28"/>
+          <w:lang w:val="en-US"/>
+        </w:rPr>
+        <w:t>Py</w:t>
+      </w:r>
+      <w:r>
+        <w:rPr>
+          <w:sz w:val="28"/>
+          <w:szCs w:val="28"/>
+        </w:rPr>
+        <w:t>С</w:t>
+      </w:r>
+      <w:r>
+        <w:rPr>
+          <w:sz w:val="28"/>
+          <w:szCs w:val="28"/>
+          <w:lang w:val="en-US"/>
+        </w:rPr>
+        <w:t>harm</w:t>
+      </w:r>
+      <w:r>
+        <w:rPr>
+          <w:sz w:val="28"/>
+          <w:szCs w:val="28"/>
+        </w:rPr>
+        <w:t xml:space="preserve">. Для проверки корректности отображения страницы и поиска ошибок использовались встроенные инструменты разработчика браузера </w:t>
+      </w:r>
+      <w:r>
+        <w:rPr>
+          <w:sz w:val="28"/>
+          <w:szCs w:val="28"/>
+          <w:lang w:val="en-US"/>
+        </w:rPr>
+        <w:t>Mozil</w:t>
+      </w:r>
+      <w:r>
+        <w:rPr>
+          <w:sz w:val="28"/>
+          <w:szCs w:val="28"/>
+          <w:lang w:val="en-US"/>
+        </w:rPr>
+        <w:t>l</w:t>
+      </w:r>
+      <w:r>
+        <w:rPr>
+          <w:sz w:val="28"/>
+          <w:szCs w:val="28"/>
+          <w:lang w:val="en-US"/>
+        </w:rPr>
+        <w:t>a</w:t>
+      </w:r>
+      <w:r>
+        <w:rPr>
+          <w:sz w:val="28"/>
+          <w:szCs w:val="28"/>
+        </w:rPr>
+        <w:t xml:space="preserve"> </w:t>
+      </w:r>
+      <w:r>
+        <w:rPr>
+          <w:sz w:val="28"/>
+          <w:szCs w:val="28"/>
+          <w:lang w:val="en-US"/>
+        </w:rPr>
+        <w:t>Firefox</w:t>
+      </w:r>
+      <w:r>
+        <w:rPr>
+          <w:sz w:val="28"/>
+          <w:szCs w:val="28"/>
+        </w:rPr>
+        <w:t xml:space="preserve"> (</w:t>
+      </w:r>
+      <w:proofErr w:type="spellStart"/>
+      <w:r>
+        <w:rPr>
+          <w:sz w:val="28"/>
+          <w:szCs w:val="28"/>
+        </w:rPr>
+        <w:t>DevTools</w:t>
+      </w:r>
+      <w:proofErr w:type="spellEnd"/>
+      <w:r>
+        <w:rPr>
+          <w:sz w:val="28"/>
+          <w:szCs w:val="28"/>
+        </w:rPr>
+        <w:t>).</w:t>
       </w:r>
     </w:p>
     <w:p>
@@ -6740,267 +7156,6 @@
           <w:sz w:val="28"/>
           <w:szCs w:val="28"/>
         </w:rPr>
-        <w:t>В качестве языка разметки применялся HTML5. При создании страницы использовались семантические элементы &lt;</w:t>
-      </w:r>
-      <w:proofErr w:type="spellStart"/>
-      <w:r>
-        <w:rPr>
-          <w:sz w:val="28"/>
-          <w:szCs w:val="28"/>
-        </w:rPr>
-        <w:t>header</w:t>
-      </w:r>
-      <w:proofErr w:type="spellEnd"/>
-      <w:r>
-        <w:rPr>
-          <w:sz w:val="28"/>
-          <w:szCs w:val="28"/>
-        </w:rPr>
-        <w:t>&gt;, &lt;</w:t>
-      </w:r>
-      <w:proofErr w:type="spellStart"/>
-      <w:r>
-        <w:rPr>
-          <w:sz w:val="28"/>
-          <w:szCs w:val="28"/>
-        </w:rPr>
-        <w:t>main</w:t>
-      </w:r>
-      <w:proofErr w:type="spellEnd"/>
-      <w:r>
-        <w:rPr>
-          <w:sz w:val="28"/>
-          <w:szCs w:val="28"/>
-        </w:rPr>
-        <w:t>&gt;, &lt;</w:t>
-      </w:r>
-      <w:proofErr w:type="spellStart"/>
-      <w:r>
-        <w:rPr>
-          <w:sz w:val="28"/>
-          <w:szCs w:val="28"/>
-        </w:rPr>
-        <w:t>section</w:t>
-      </w:r>
-      <w:proofErr w:type="spellEnd"/>
-      <w:r>
-        <w:rPr>
-          <w:sz w:val="28"/>
-          <w:szCs w:val="28"/>
-        </w:rPr>
-        <w:t>&gt; и &lt;</w:t>
-      </w:r>
-      <w:proofErr w:type="spellStart"/>
-      <w:r>
-        <w:rPr>
-          <w:sz w:val="28"/>
-          <w:szCs w:val="28"/>
-        </w:rPr>
-        <w:t>footer</w:t>
-      </w:r>
-      <w:proofErr w:type="spellEnd"/>
-      <w:r>
-        <w:rPr>
-          <w:sz w:val="28"/>
-          <w:szCs w:val="28"/>
-        </w:rPr>
-        <w:t>&gt;, которые делают структуру документа понятной как для разработчиков, так и для систем</w:t>
-      </w:r>
-      <w:r>
-        <w:rPr>
-          <w:sz w:val="28"/>
-          <w:szCs w:val="28"/>
-        </w:rPr>
-        <w:t xml:space="preserve"> отрисовки</w:t>
-      </w:r>
-      <w:r>
-        <w:rPr>
-          <w:sz w:val="28"/>
-          <w:szCs w:val="28"/>
-        </w:rPr>
-        <w:t>.</w:t>
-      </w:r>
-    </w:p>
-    <w:p>
-      <w:pPr>
-        <w:pStyle w:val="af"/>
-        <w:tabs>
-          <w:tab w:val="left" w:pos="1134"/>
-        </w:tabs>
-        <w:spacing w:before="0" w:beforeAutospacing="0" w:after="0" w:afterAutospacing="0" w:line="360" w:lineRule="auto"/>
-        <w:ind w:left="709"/>
-        <w:jc w:val="both"/>
-        <w:rPr>
-          <w:sz w:val="28"/>
-          <w:szCs w:val="28"/>
-        </w:rPr>
-      </w:pPr>
-      <w:r>
-        <w:rPr>
-          <w:sz w:val="28"/>
-          <w:szCs w:val="28"/>
-        </w:rPr>
-        <w:t>Для оформления интерфейса использовались каскадные таблицы стилей CSS3. При разработке макета применялись</w:t>
-      </w:r>
-      <w:r>
-        <w:rPr>
-          <w:sz w:val="28"/>
-          <w:szCs w:val="28"/>
-        </w:rPr>
-        <w:t xml:space="preserve"> макеты</w:t>
-      </w:r>
-      <w:r>
-        <w:rPr>
-          <w:sz w:val="28"/>
-          <w:szCs w:val="28"/>
-        </w:rPr>
-        <w:t xml:space="preserve"> </w:t>
-      </w:r>
-      <w:proofErr w:type="spellStart"/>
-      <w:r>
-        <w:rPr>
-          <w:sz w:val="28"/>
-          <w:szCs w:val="28"/>
-        </w:rPr>
-        <w:t>Flexbox</w:t>
-      </w:r>
-      <w:proofErr w:type="spellEnd"/>
-      <w:r>
-        <w:rPr>
-          <w:sz w:val="28"/>
-          <w:szCs w:val="28"/>
-        </w:rPr>
-        <w:t xml:space="preserve"> и CSS Grid, благодаря которым были реализованы адаптивные блоки страницы и галерея изображений. Дополнительно использовались медиа-запросы, позволяющие корректно отображать сайт на мобильных устройствах.</w:t>
-      </w:r>
-    </w:p>
-    <w:p>
-      <w:pPr>
-        <w:pStyle w:val="af"/>
-        <w:tabs>
-          <w:tab w:val="left" w:pos="1134"/>
-        </w:tabs>
-        <w:spacing w:before="0" w:beforeAutospacing="0" w:after="0" w:afterAutospacing="0" w:line="360" w:lineRule="auto"/>
-        <w:ind w:left="709"/>
-        <w:jc w:val="both"/>
-        <w:rPr>
-          <w:sz w:val="28"/>
-          <w:szCs w:val="28"/>
-        </w:rPr>
-      </w:pPr>
-      <w:r>
-        <w:rPr>
-          <w:sz w:val="28"/>
-          <w:szCs w:val="28"/>
-        </w:rPr>
-        <w:t>Логика приложения реализована на языке JavaScript. Были изучены основы работы с объектами, массивами, DOM-деревом и обработкой событий. Такой подход позволил лучше понять механизм работы веб-приложений.</w:t>
-      </w:r>
-    </w:p>
-    <w:p>
-      <w:pPr>
-        <w:pStyle w:val="af"/>
-        <w:tabs>
-          <w:tab w:val="left" w:pos="1134"/>
-        </w:tabs>
-        <w:spacing w:before="0" w:beforeAutospacing="0" w:after="0" w:afterAutospacing="0" w:line="360" w:lineRule="auto"/>
-        <w:ind w:left="709"/>
-        <w:jc w:val="both"/>
-        <w:rPr>
-          <w:sz w:val="28"/>
-          <w:szCs w:val="28"/>
-        </w:rPr>
-      </w:pPr>
-      <w:r>
-        <w:rPr>
-          <w:sz w:val="28"/>
-          <w:szCs w:val="28"/>
-        </w:rPr>
-        <w:t xml:space="preserve">Разработка проекта выполнялась в среде </w:t>
-      </w:r>
-      <w:proofErr w:type="spellStart"/>
-      <w:r>
-        <w:rPr>
-          <w:sz w:val="28"/>
-          <w:szCs w:val="28"/>
-          <w:lang w:val="en-US"/>
-        </w:rPr>
-        <w:t>Pycharm</w:t>
-      </w:r>
-      <w:proofErr w:type="spellEnd"/>
-      <w:r>
-        <w:rPr>
-          <w:sz w:val="28"/>
-          <w:szCs w:val="28"/>
-        </w:rPr>
-        <w:t xml:space="preserve">. Для проверки корректности отображения страницы и поиска ошибок использовались встроенные инструменты разработчика браузера </w:t>
-      </w:r>
-      <w:proofErr w:type="spellStart"/>
-      <w:r>
-        <w:rPr>
-          <w:sz w:val="28"/>
-          <w:szCs w:val="28"/>
-          <w:lang w:val="en-US"/>
-        </w:rPr>
-        <w:t>Mozila</w:t>
-      </w:r>
-      <w:proofErr w:type="spellEnd"/>
-      <w:r>
-        <w:rPr>
-          <w:sz w:val="28"/>
-          <w:szCs w:val="28"/>
-        </w:rPr>
-        <w:t xml:space="preserve"> </w:t>
-      </w:r>
-      <w:r>
-        <w:rPr>
-          <w:sz w:val="28"/>
-          <w:szCs w:val="28"/>
-          <w:lang w:val="en-US"/>
-        </w:rPr>
-        <w:t>Firefox</w:t>
-      </w:r>
-      <w:r>
-        <w:rPr>
-          <w:sz w:val="28"/>
-          <w:szCs w:val="28"/>
-        </w:rPr>
-        <w:t xml:space="preserve"> (</w:t>
-      </w:r>
-      <w:proofErr w:type="spellStart"/>
-      <w:r>
-        <w:rPr>
-          <w:sz w:val="28"/>
-          <w:szCs w:val="28"/>
-        </w:rPr>
-        <w:t>DevTools</w:t>
-      </w:r>
-      <w:proofErr w:type="spellEnd"/>
-      <w:r>
-        <w:rPr>
-          <w:sz w:val="28"/>
-          <w:szCs w:val="28"/>
-        </w:rPr>
-        <w:t>).</w:t>
-      </w:r>
-    </w:p>
-    <w:p>
-      <w:pPr>
-        <w:pStyle w:val="af"/>
-        <w:tabs>
-          <w:tab w:val="left" w:pos="1134"/>
-        </w:tabs>
-        <w:spacing w:before="0" w:beforeAutospacing="0" w:after="0" w:afterAutospacing="0" w:line="360" w:lineRule="auto"/>
-        <w:ind w:left="709"/>
-        <w:jc w:val="both"/>
-        <w:rPr>
-          <w:sz w:val="28"/>
-          <w:szCs w:val="28"/>
-        </w:rPr>
-      </w:pPr>
-      <w:r>
-        <w:rPr>
-          <w:sz w:val="28"/>
-          <w:szCs w:val="28"/>
-        </w:rPr>
         <w:br w:type="page"/>
       </w:r>
     </w:p>
@@ -7011,6 +7166,7 @@
         <w:jc w:val="center"/>
         <w:rPr>
           <w:rFonts w:eastAsia="Times New Roman"/>
+          <w:lang w:val="en-US"/>
         </w:rPr>
       </w:pPr>
       <w:bookmarkStart w:id="3" w:name="_Toc233186783"/>
@@ -7034,21 +7190,23 @@
         <w:rPr>
           <w:sz w:val="28"/>
           <w:szCs w:val="28"/>
-        </w:rPr>
-      </w:pPr>
-      <w:r>
-        <w:rPr>
-          <w:sz w:val="28"/>
-          <w:szCs w:val="28"/>
-        </w:rPr>
-        <w:t>В процессе разработки был создан одностраничный персональный сайт, содержащий информацию об авторе, описание увлечений и интерактивную галерею изображений</w:t>
-      </w:r>
-      <w:r>
-        <w:rPr>
-          <w:sz w:val="28"/>
-          <w:szCs w:val="28"/>
-        </w:rPr>
-        <w:t xml:space="preserve"> </w:t>
+          <w:lang w:val="en-US"/>
+        </w:rPr>
+      </w:pPr>
+      <w:r>
+        <w:rPr>
+          <w:sz w:val="28"/>
+          <w:szCs w:val="28"/>
+          <w:lang w:val="en-US"/>
+        </w:rPr>
+        <w:tab/>
+      </w:r>
+      <w:r>
+        <w:rPr>
+          <w:sz w:val="28"/>
+          <w:szCs w:val="28"/>
+        </w:rPr>
+        <w:t xml:space="preserve">В процессе разработки был создан одностраничный персональный сайт, содержащий информацию об авторе, описание увлечений и интерактивную галерею изображений </w:t>
       </w:r>
       <w:r>
         <w:rPr>
@@ -7145,6 +7303,14 @@
         <w:rPr>
           <w:sz w:val="28"/>
           <w:szCs w:val="28"/>
+          <w:lang w:val="en-US"/>
+        </w:rPr>
+        <w:tab/>
+      </w:r>
+      <w:r>
+        <w:rPr>
+          <w:sz w:val="28"/>
+          <w:szCs w:val="28"/>
         </w:rPr>
         <w:t>Структура страницы построена с использованием семантической разметки HTML5. Верхняя часть сайта оформлена с помощью тега &lt;</w:t>
       </w:r>
@@ -7230,6 +7396,14 @@
         <w:rPr>
           <w:sz w:val="28"/>
           <w:szCs w:val="28"/>
+          <w:lang w:val="en-US"/>
+        </w:rPr>
+        <w:tab/>
+      </w:r>
+      <w:r>
+        <w:rPr>
+          <w:sz w:val="28"/>
+          <w:szCs w:val="28"/>
         </w:rPr>
         <w:t xml:space="preserve">При оформлении страницы использовались современные возможности CSS. Основная часть страницы реализована с помощью CSS Grid, что позволило удобно расположить информационные блоки. Для оформления карточек галереи и формы отправки изображений использовался </w:t>
       </w:r>
@@ -7261,8 +7435,17 @@
         <w:rPr>
           <w:sz w:val="28"/>
           <w:szCs w:val="28"/>
-        </w:rPr>
-      </w:pPr>
+          <w:lang w:val="en-US"/>
+        </w:rPr>
+      </w:pPr>
+      <w:r>
+        <w:rPr>
+          <w:sz w:val="28"/>
+          <w:szCs w:val="28"/>
+          <w:lang w:val="en-US"/>
+        </w:rPr>
+        <w:tab/>
+      </w:r>
       <w:r>
         <w:rPr>
           <w:sz w:val="28"/>
@@ -7286,13 +7469,6 @@
         </w:rPr>
         <w:t>, благодаря чему интерфейс остается удобным для пользователя.</w:t>
       </w:r>
-    </w:p>
-    <w:p>
-      <w:pPr>
-        <w:rPr>
-          <w:rFonts w:eastAsia="Times New Roman"/>
-        </w:rPr>
-      </w:pPr>
       <w:bookmarkStart w:id="4" w:name="_Toc233186784"/>
     </w:p>
     <w:p>
@@ -7302,6 +7478,7 @@
           <w:rFonts w:eastAsia="Times New Roman"/>
           <w:b/>
           <w:bCs/>
+          <w:lang w:val="en-US"/>
         </w:rPr>
       </w:pPr>
       <w:r>
@@ -7317,6 +7494,17 @@
     </w:p>
     <w:p>
       <w:pPr>
+        <w:jc w:val="center"/>
+        <w:rPr>
+          <w:rFonts w:eastAsia="Times New Roman"/>
+          <w:b/>
+          <w:bCs/>
+          <w:lang w:val="en-US"/>
+        </w:rPr>
+      </w:pPr>
+    </w:p>
+    <w:p>
+      <w:pPr>
         <w:pStyle w:val="af"/>
         <w:tabs>
           <w:tab w:val="left" w:pos="1134"/>
@@ -7328,6 +7516,14 @@
           <w:szCs w:val="28"/>
         </w:rPr>
       </w:pPr>
+      <w:r>
+        <w:rPr>
+          <w:sz w:val="28"/>
+          <w:szCs w:val="28"/>
+          <w:lang w:val="en-US"/>
+        </w:rPr>
+        <w:tab/>
+      </w:r>
       <w:r>
         <w:rPr>
           <w:sz w:val="28"/>
@@ -7436,6 +7632,14 @@
         <w:rPr>
           <w:sz w:val="28"/>
           <w:szCs w:val="28"/>
+          <w:lang w:val="en-US"/>
+        </w:rPr>
+        <w:tab/>
+      </w:r>
+      <w:r>
+        <w:rPr>
+          <w:sz w:val="28"/>
+          <w:szCs w:val="28"/>
         </w:rPr>
         <w:t>Каждый объект массива содержит информацию об одной карточке галереи. Для хранения данных используются следующие поля:</w:t>
       </w:r>
@@ -7471,7 +7675,22 @@
           <w:sz w:val="28"/>
           <w:szCs w:val="28"/>
         </w:rPr>
-        <w:t xml:space="preserve"> — уникальный идентификатор карточки; </w:t>
+        <w:t xml:space="preserve"> </w:t>
+      </w:r>
+      <w:r>
+        <w:rPr>
+          <w:sz w:val="28"/>
+          <w:szCs w:val="28"/>
+          <w:lang w:val="en-US"/>
+        </w:rPr>
+        <w:t xml:space="preserve">- </w:t>
+      </w:r>
+      <w:r>
+        <w:rPr>
+          <w:sz w:val="28"/>
+          <w:szCs w:val="28"/>
+        </w:rPr>
+        <w:t xml:space="preserve">уникальный идентификатор карточки; </w:t>
       </w:r>
     </w:p>
     <w:p>
@@ -7505,7 +7724,22 @@
           <w:sz w:val="28"/>
           <w:szCs w:val="28"/>
         </w:rPr>
-        <w:t xml:space="preserve"> — название изображения; </w:t>
+        <w:t xml:space="preserve"> </w:t>
+      </w:r>
+      <w:r>
+        <w:rPr>
+          <w:sz w:val="28"/>
+          <w:szCs w:val="28"/>
+          <w:lang w:val="en-US"/>
+        </w:rPr>
+        <w:t xml:space="preserve">- </w:t>
+      </w:r>
+      <w:r>
+        <w:rPr>
+          <w:sz w:val="28"/>
+          <w:szCs w:val="28"/>
+        </w:rPr>
+        <w:t xml:space="preserve">название изображения; </w:t>
       </w:r>
     </w:p>
     <w:p>
@@ -7539,7 +7773,22 @@
           <w:sz w:val="28"/>
           <w:szCs w:val="28"/>
         </w:rPr>
-        <w:t xml:space="preserve"> — описание изображения; </w:t>
+        <w:t xml:space="preserve"> </w:t>
+      </w:r>
+      <w:r>
+        <w:rPr>
+          <w:sz w:val="28"/>
+          <w:szCs w:val="28"/>
+          <w:lang w:val="en-US"/>
+        </w:rPr>
+        <w:t xml:space="preserve">- </w:t>
+      </w:r>
+      <w:r>
+        <w:rPr>
+          <w:sz w:val="28"/>
+          <w:szCs w:val="28"/>
+        </w:rPr>
+        <w:t xml:space="preserve">описание изображения; </w:t>
       </w:r>
     </w:p>
     <w:p>
@@ -7572,8 +7821,16 @@
         <w:rPr>
           <w:sz w:val="28"/>
           <w:szCs w:val="28"/>
-        </w:rPr>
-        <w:t xml:space="preserve"> — имя файла изображения; </w:t>
+          <w:lang w:val="en-US"/>
+        </w:rPr>
+        <w:t xml:space="preserve"> - </w:t>
+      </w:r>
+      <w:r>
+        <w:rPr>
+          <w:sz w:val="28"/>
+          <w:szCs w:val="28"/>
+        </w:rPr>
+        <w:t xml:space="preserve">имя файла изображения; </w:t>
       </w:r>
     </w:p>
     <w:p>
@@ -7607,7 +7864,22 @@
           <w:sz w:val="28"/>
           <w:szCs w:val="28"/>
         </w:rPr>
-        <w:t xml:space="preserve"> — количество отметок «Нравится»; </w:t>
+        <w:t xml:space="preserve"> </w:t>
+      </w:r>
+      <w:r>
+        <w:rPr>
+          <w:sz w:val="28"/>
+          <w:szCs w:val="28"/>
+          <w:lang w:val="en-US"/>
+        </w:rPr>
+        <w:t xml:space="preserve">- </w:t>
+      </w:r>
+      <w:r>
+        <w:rPr>
+          <w:sz w:val="28"/>
+          <w:szCs w:val="28"/>
+        </w:rPr>
+        <w:t xml:space="preserve">количество отметок «Нравится»; </w:t>
       </w:r>
     </w:p>
     <w:p>
@@ -7641,7 +7913,21 @@
           <w:sz w:val="28"/>
           <w:szCs w:val="28"/>
         </w:rPr>
-        <w:t xml:space="preserve"> — массив тегов, характеризующих изображение. </w:t>
+        <w:t xml:space="preserve"> </w:t>
+      </w:r>
+      <w:r>
+        <w:rPr>
+          <w:sz w:val="28"/>
+          <w:szCs w:val="28"/>
+        </w:rPr>
+        <w:t xml:space="preserve">- </w:t>
+      </w:r>
+      <w:r>
+        <w:rPr>
+          <w:sz w:val="28"/>
+          <w:szCs w:val="28"/>
+        </w:rPr>
+        <w:t xml:space="preserve">массив тегов, характеризующих изображение. </w:t>
       </w:r>
     </w:p>
     <w:p>
@@ -7661,8 +7947,16 @@
         <w:rPr>
           <w:sz w:val="28"/>
           <w:szCs w:val="28"/>
-        </w:rPr>
-        <w:t xml:space="preserve">В проекте также использовалась коллекция </w:t>
+          <w:lang w:val="en-US"/>
+        </w:rPr>
+        <w:tab/>
+      </w:r>
+      <w:r>
+        <w:rPr>
+          <w:sz w:val="28"/>
+          <w:szCs w:val="28"/>
+        </w:rPr>
+        <w:t xml:space="preserve">В проекте использовалась коллекция </w:t>
       </w:r>
       <w:proofErr w:type="spellStart"/>
       <w:r>
@@ -7717,6 +8011,7 @@
         <w:jc w:val="center"/>
         <w:rPr>
           <w:rFonts w:eastAsia="Times New Roman"/>
+          <w:lang w:val="en-US"/>
         </w:rPr>
       </w:pPr>
       <w:bookmarkStart w:id="5" w:name="_Toc233186785"/>
@@ -7746,6 +8041,14 @@
         <w:rPr>
           <w:sz w:val="28"/>
           <w:szCs w:val="28"/>
+          <w:lang w:val="en-US"/>
+        </w:rPr>
+        <w:tab/>
+      </w:r>
+      <w:r>
+        <w:rPr>
+          <w:sz w:val="28"/>
+          <w:szCs w:val="28"/>
         </w:rPr>
         <w:t xml:space="preserve">Динамический рендеринг представляет собой процесс создания элементов страницы средствами JavaScript после загрузки HTML-документа. Вместо хранения готовых карточек непосредственно в HTML они создаются </w:t>
       </w:r>
@@ -7777,6 +8080,7 @@
         <w:rPr>
           <w:sz w:val="28"/>
           <w:szCs w:val="28"/>
+          <w:lang w:val="en-US"/>
         </w:rPr>
       </w:pPr>
       <w:r>
@@ -7832,45 +8136,6 @@
           </wp:inline>
         </w:drawing>
       </w:r>
-      <w:r>
-        <w:rPr>
-          <w:sz w:val="28"/>
-          <w:szCs w:val="28"/>
-        </w:rPr>
-        <w:t xml:space="preserve">Сначала при помощи метода </w:t>
-      </w:r>
-      <w:proofErr w:type="spellStart"/>
-      <w:r>
-        <w:rPr>
-          <w:sz w:val="28"/>
-          <w:szCs w:val="28"/>
-        </w:rPr>
-        <w:t>document.querySelector</w:t>
-      </w:r>
-      <w:proofErr w:type="spellEnd"/>
-      <w:r>
-        <w:rPr>
-          <w:sz w:val="28"/>
-          <w:szCs w:val="28"/>
-        </w:rPr>
-        <w:t>() выполняется поиск контейнера галереи .</w:t>
-      </w:r>
-      <w:proofErr w:type="spellStart"/>
-      <w:r>
-        <w:rPr>
-          <w:sz w:val="28"/>
-          <w:szCs w:val="28"/>
-        </w:rPr>
-        <w:t>rei-gallery</w:t>
-      </w:r>
-      <w:proofErr w:type="spellEnd"/>
-      <w:r>
-        <w:rPr>
-          <w:sz w:val="28"/>
-          <w:szCs w:val="28"/>
-        </w:rPr>
-        <w:t>, в который впоследствии будут добавляться карточки.</w:t>
-      </w:r>
     </w:p>
     <w:p>
       <w:pPr>
@@ -7889,24 +8154,42 @@
         <w:rPr>
           <w:sz w:val="28"/>
           <w:szCs w:val="28"/>
-        </w:rPr>
-        <w:t xml:space="preserve">Затем с помощью метода </w:t>
+          <w:lang w:val="en-US"/>
+        </w:rPr>
+        <w:tab/>
+      </w:r>
+      <w:r>
+        <w:rPr>
+          <w:sz w:val="28"/>
+          <w:szCs w:val="28"/>
+        </w:rPr>
+        <w:t xml:space="preserve">Сначала при помощи метода </w:t>
       </w:r>
       <w:proofErr w:type="spellStart"/>
-      <w:r>
-        <w:rPr>
-          <w:sz w:val="28"/>
-          <w:szCs w:val="28"/>
-        </w:rPr>
-        <w:t>forEach</w:t>
+      <w:proofErr w:type="gramStart"/>
+      <w:r>
+        <w:rPr>
+          <w:sz w:val="28"/>
+          <w:szCs w:val="28"/>
+        </w:rPr>
+        <w:t>document.querySelector</w:t>
       </w:r>
       <w:proofErr w:type="spellEnd"/>
-      <w:r>
-        <w:rPr>
-          <w:sz w:val="28"/>
-          <w:szCs w:val="28"/>
-        </w:rPr>
-        <w:t xml:space="preserve">() выполняется перебор массива </w:t>
+      <w:proofErr w:type="gramEnd"/>
+      <w:r>
+        <w:rPr>
+          <w:sz w:val="28"/>
+          <w:szCs w:val="28"/>
+        </w:rPr>
+        <w:t xml:space="preserve">() выполняется поиск контейнера </w:t>
+      </w:r>
+      <w:proofErr w:type="gramStart"/>
+      <w:r>
+        <w:rPr>
+          <w:sz w:val="28"/>
+          <w:szCs w:val="28"/>
+        </w:rPr>
+        <w:t>галереи .</w:t>
       </w:r>
       <w:proofErr w:type="spellStart"/>
       <w:r>
@@ -7914,7 +8197,15 @@
           <w:sz w:val="28"/>
           <w:szCs w:val="28"/>
         </w:rPr>
-        <w:t>imageCards</w:t>
+        <w:t>rei</w:t>
+      </w:r>
+      <w:proofErr w:type="gramEnd"/>
+      <w:r>
+        <w:rPr>
+          <w:sz w:val="28"/>
+          <w:szCs w:val="28"/>
+        </w:rPr>
+        <w:t>-gallery</w:t>
       </w:r>
       <w:proofErr w:type="spellEnd"/>
       <w:r>
@@ -7922,55 +8213,7 @@
           <w:sz w:val="28"/>
           <w:szCs w:val="28"/>
         </w:rPr>
-        <w:t>. Для каждого объекта создаются необходимые HTML-элементы (</w:t>
-      </w:r>
-      <w:proofErr w:type="spellStart"/>
-      <w:r>
-        <w:rPr>
-          <w:sz w:val="28"/>
-          <w:szCs w:val="28"/>
-        </w:rPr>
-        <w:t>div</w:t>
-      </w:r>
-      <w:proofErr w:type="spellEnd"/>
-      <w:r>
-        <w:rPr>
-          <w:sz w:val="28"/>
-          <w:szCs w:val="28"/>
-        </w:rPr>
-        <w:t xml:space="preserve">, h3, p, </w:t>
-      </w:r>
-      <w:proofErr w:type="spellStart"/>
-      <w:r>
-        <w:rPr>
-          <w:sz w:val="28"/>
-          <w:szCs w:val="28"/>
-        </w:rPr>
-        <w:t>img</w:t>
-      </w:r>
-      <w:proofErr w:type="spellEnd"/>
-      <w:r>
-        <w:rPr>
-          <w:sz w:val="28"/>
-          <w:szCs w:val="28"/>
-        </w:rPr>
-        <w:t xml:space="preserve">) посредством метода </w:t>
-      </w:r>
-      <w:proofErr w:type="spellStart"/>
-      <w:r>
-        <w:rPr>
-          <w:sz w:val="28"/>
-          <w:szCs w:val="28"/>
-        </w:rPr>
-        <w:t>document.createElement</w:t>
-      </w:r>
-      <w:proofErr w:type="spellEnd"/>
-      <w:r>
-        <w:rPr>
-          <w:sz w:val="28"/>
-          <w:szCs w:val="28"/>
-        </w:rPr>
-        <w:t>().</w:t>
+        <w:t>, в который впоследствии будут добавляться карточки.</w:t>
       </w:r>
     </w:p>
     <w:p>
@@ -7990,16 +8233,25 @@
         <w:rPr>
           <w:sz w:val="28"/>
           <w:szCs w:val="28"/>
-        </w:rPr>
-        <w:t xml:space="preserve">После создания элементы заполняются данными объекта с использованием свойства </w:t>
+          <w:lang w:val="en-US"/>
+        </w:rPr>
+        <w:tab/>
+      </w:r>
+      <w:r>
+        <w:rPr>
+          <w:sz w:val="28"/>
+          <w:szCs w:val="28"/>
+        </w:rPr>
+        <w:t xml:space="preserve">Затем с помощью метода </w:t>
       </w:r>
       <w:proofErr w:type="spellStart"/>
-      <w:r>
-        <w:rPr>
-          <w:sz w:val="28"/>
-          <w:szCs w:val="28"/>
-        </w:rPr>
-        <w:t>textContent</w:t>
+      <w:proofErr w:type="gramStart"/>
+      <w:r>
+        <w:rPr>
+          <w:sz w:val="28"/>
+          <w:szCs w:val="28"/>
+        </w:rPr>
+        <w:t>forEach</w:t>
       </w:r>
       <w:proofErr w:type="spellEnd"/>
       <w:r>
@@ -8007,7 +8259,81 @@
           <w:sz w:val="28"/>
           <w:szCs w:val="28"/>
         </w:rPr>
-        <w:t>. Такой способ является безопасным, поскольку предотвращает выполнение постороннего HTML-кода и исключает возможность случайного внедрения вредоносного содержимого.</w:t>
+        <w:t>(</w:t>
+      </w:r>
+      <w:proofErr w:type="gramEnd"/>
+      <w:r>
+        <w:rPr>
+          <w:sz w:val="28"/>
+          <w:szCs w:val="28"/>
+        </w:rPr>
+        <w:t xml:space="preserve">) выполняется перебор массива </w:t>
+      </w:r>
+      <w:proofErr w:type="spellStart"/>
+      <w:r>
+        <w:rPr>
+          <w:sz w:val="28"/>
+          <w:szCs w:val="28"/>
+        </w:rPr>
+        <w:t>imageCards</w:t>
+      </w:r>
+      <w:proofErr w:type="spellEnd"/>
+      <w:r>
+        <w:rPr>
+          <w:sz w:val="28"/>
+          <w:szCs w:val="28"/>
+        </w:rPr>
+        <w:t>. Для каждого объекта создаются необходимые HTML-элементы (</w:t>
+      </w:r>
+      <w:proofErr w:type="spellStart"/>
+      <w:r>
+        <w:rPr>
+          <w:sz w:val="28"/>
+          <w:szCs w:val="28"/>
+        </w:rPr>
+        <w:t>div</w:t>
+      </w:r>
+      <w:proofErr w:type="spellEnd"/>
+      <w:r>
+        <w:rPr>
+          <w:sz w:val="28"/>
+          <w:szCs w:val="28"/>
+        </w:rPr>
+        <w:t xml:space="preserve">, h3, p, </w:t>
+      </w:r>
+      <w:proofErr w:type="spellStart"/>
+      <w:r>
+        <w:rPr>
+          <w:sz w:val="28"/>
+          <w:szCs w:val="28"/>
+        </w:rPr>
+        <w:t>img</w:t>
+      </w:r>
+      <w:proofErr w:type="spellEnd"/>
+      <w:r>
+        <w:rPr>
+          <w:sz w:val="28"/>
+          <w:szCs w:val="28"/>
+        </w:rPr>
+        <w:t xml:space="preserve">) посредством метода </w:t>
+      </w:r>
+      <w:proofErr w:type="spellStart"/>
+      <w:proofErr w:type="gramStart"/>
+      <w:r>
+        <w:rPr>
+          <w:sz w:val="28"/>
+          <w:szCs w:val="28"/>
+        </w:rPr>
+        <w:t>document.createElement</w:t>
+      </w:r>
+      <w:proofErr w:type="spellEnd"/>
+      <w:proofErr w:type="gramEnd"/>
+      <w:r>
+        <w:rPr>
+          <w:sz w:val="28"/>
+          <w:szCs w:val="28"/>
+        </w:rPr>
+        <w:t>().</w:t>
       </w:r>
     </w:p>
     <w:p>
@@ -8027,10 +8353,64 @@
         <w:rPr>
           <w:sz w:val="28"/>
           <w:szCs w:val="28"/>
+          <w:lang w:val="en-US"/>
+        </w:rPr>
+        <w:tab/>
+      </w:r>
+      <w:r>
+        <w:rPr>
+          <w:sz w:val="28"/>
+          <w:szCs w:val="28"/>
+        </w:rPr>
+        <w:t xml:space="preserve">После создания элементы заполняются данными объекта с использованием свойства </w:t>
+      </w:r>
+      <w:proofErr w:type="spellStart"/>
+      <w:r>
+        <w:rPr>
+          <w:sz w:val="28"/>
+          <w:szCs w:val="28"/>
+        </w:rPr>
+        <w:t>textContent</w:t>
+      </w:r>
+      <w:proofErr w:type="spellEnd"/>
+      <w:r>
+        <w:rPr>
+          <w:sz w:val="28"/>
+          <w:szCs w:val="28"/>
+        </w:rPr>
+        <w:t>. Такой способ является безопасным, поскольку предотвращает выполнение постороннего HTML-кода и исключает возможность случайного внедрения вредоносного содержимого.</w:t>
+      </w:r>
+    </w:p>
+    <w:p>
+      <w:pPr>
+        <w:pStyle w:val="af"/>
+        <w:tabs>
+          <w:tab w:val="left" w:pos="1134"/>
+        </w:tabs>
+        <w:spacing w:before="0" w:beforeAutospacing="0" w:after="0" w:afterAutospacing="0" w:line="360" w:lineRule="auto"/>
+        <w:jc w:val="both"/>
+        <w:rPr>
+          <w:sz w:val="28"/>
+          <w:szCs w:val="28"/>
+        </w:rPr>
+      </w:pPr>
+      <w:r>
+        <w:rPr>
+          <w:sz w:val="28"/>
+          <w:szCs w:val="28"/>
+          <w:lang w:val="en-US"/>
+        </w:rPr>
+        <w:tab/>
+      </w:r>
+      <w:r>
+        <w:rPr>
+          <w:sz w:val="28"/>
+          <w:szCs w:val="28"/>
         </w:rPr>
         <w:t xml:space="preserve">На заключительном этапе все созданные элементы объединяются в карточку с помощью метода </w:t>
       </w:r>
       <w:proofErr w:type="spellStart"/>
+      <w:proofErr w:type="gramStart"/>
       <w:r>
         <w:rPr>
           <w:sz w:val="28"/>
@@ -8044,7 +8424,15 @@
           <w:sz w:val="28"/>
           <w:szCs w:val="28"/>
         </w:rPr>
-        <w:t>(), после чего готовая карточка добавляется в контейнер галереи. Благодаря такому подходу при добавлении нового объекта в массив новая карточка автоматически появляется на странице без изменения HTML-кода.</w:t>
+        <w:t>(</w:t>
+      </w:r>
+      <w:proofErr w:type="gramEnd"/>
+      <w:r>
+        <w:rPr>
+          <w:sz w:val="28"/>
+          <w:szCs w:val="28"/>
+        </w:rPr>
+        <w:t>), после чего готовая карточка добавляется в контейнер галереи. Благодаря такому подходу при добавлении нового объекта в массив новая карточка автоматически появляется на странице без изменения HTML-кода.</w:t>
       </w:r>
     </w:p>
     <w:p>
@@ -8094,6 +8482,7 @@
           <w:kern w:val="0"/>
           <w:sz w:val="28"/>
           <w:szCs w:val="32"/>
+          <w:lang w:val="en-US"/>
           <w14:ligatures w14:val="none"/>
         </w:rPr>
       </w:pPr>
@@ -8114,13 +8503,6 @@
       </w:r>
       <w:bookmarkEnd w:id="6"/>
       <w:bookmarkEnd w:id="7"/>
-    </w:p>
-    <w:p>
-      <w:pPr>
-        <w:pStyle w:val="11"/>
-        <w:ind w:firstLine="0"/>
-        <w:jc w:val="center"/>
-      </w:pPr>
     </w:p>
     <w:p>
       <w:pPr>
@@ -8207,6 +8589,7 @@
           <w:kern w:val="0"/>
           <w:sz w:val="28"/>
           <w:szCs w:val="32"/>
+          <w:lang w:val="en-US"/>
           <w14:ligatures w14:val="none"/>
         </w:rPr>
       </w:pPr>
@@ -8229,15 +8612,6 @@
       <w:bookmarkEnd w:id="8"/>
       <w:bookmarkEnd w:id="9"/>
       <w:bookmarkEnd w:id="10"/>
-    </w:p>
-    <w:p>
-      <w:pPr>
-        <w:rPr>
-          <w:rFonts w:ascii="Times New Roman" w:hAnsi="Times New Roman" w:cs="Times New Roman"/>
-          <w:sz w:val="28"/>
-          <w:szCs w:val="28"/>
-        </w:rPr>
-      </w:pPr>
     </w:p>
     <w:p>
       <w:pPr>
@@ -13163,6 +13537,7 @@
   <w:style w:type="character" w:default="1" w:styleId="a0">
     <w:name w:val="Default Paragraph Font"/>
     <w:uiPriority w:val="1"/>
+    <w:semiHidden/>
     <w:unhideWhenUsed/>
   </w:style>
   <w:style w:type="table" w:default="1" w:styleId="a1">
